--- a/HW02_A2_DaLiu.docx
+++ b/HW02_A2_DaLiu.docx
@@ -339,12 +339,20 @@
                 <w:lang w:val="en-US" w:eastAsia="zh-CN"/>
               </w:rPr>
             </w:pPr>
+            <w:commentRangeStart w:id="1"/>
             <w:r>
               <w:rPr>
                 <w:rFonts w:hint="eastAsia" w:eastAsia="SimSun"/>
                 <w:lang w:val="en-US" w:eastAsia="zh-CN"/>
               </w:rPr>
               <w:t>The node which has value in myLinkedList but the corresponding value in myLinkedListPointers are -1.</w:t>
+            </w:r>
+            <w:commentRangeEnd w:id="1"/>
+            <w:r>
+              <w:rPr>
+                <w:rStyle w:val="CommentReference"/>
+              </w:rPr>
+              <w:commentReference w:id="1"/>
             </w:r>
           </w:p>
           <w:p>
@@ -901,12 +909,20 @@
                 <w:lang w:val="en-US" w:eastAsia="zh-CN"/>
               </w:rPr>
             </w:pPr>
+            <w:commentRangeStart w:id="2"/>
             <w:r>
               <w:rPr>
                 <w:rFonts w:hint="eastAsia" w:eastAsia="SimSun"/>
                 <w:lang w:val="en-US" w:eastAsia="zh-CN"/>
               </w:rPr>
               <w:t>startPointer remained same since the new value is added to the end of the list(it might be temporarily changed when iterating)</w:t>
+            </w:r>
+            <w:commentRangeEnd w:id="2"/>
+            <w:r>
+              <w:rPr>
+                <w:rStyle w:val="CommentReference"/>
+              </w:rPr>
+              <w:commentReference w:id="2"/>
             </w:r>
           </w:p>
           <w:p>
@@ -996,12 +1012,20 @@
                 <w:lang w:val="en-US" w:eastAsia="zh-CN"/>
               </w:rPr>
             </w:pPr>
+            <w:commentRangeStart w:id="3"/>
             <w:r>
               <w:rPr>
                 <w:rFonts w:hint="eastAsia" w:eastAsia="SimSun"/>
                 <w:lang w:val="en-US" w:eastAsia="zh-CN"/>
               </w:rPr>
               <w:t>heapStartPointer points to the next free node in the list, which value is 4 in this case??</w:t>
+            </w:r>
+            <w:commentRangeEnd w:id="3"/>
+            <w:r>
+              <w:rPr>
+                <w:rStyle w:val="CommentReference"/>
+              </w:rPr>
+              <w:commentReference w:id="3"/>
             </w:r>
           </w:p>
           <w:p>
@@ -1165,12 +1189,20 @@
                 <w:lang w:val="en-US" w:eastAsia="zh-CN"/>
               </w:rPr>
             </w:pPr>
+            <w:commentRangeStart w:id="4"/>
             <w:r>
               <w:rPr>
                 <w:rFonts w:hint="eastAsia" w:eastAsia="SimSun"/>
                 <w:lang w:val="en-US" w:eastAsia="zh-CN"/>
               </w:rPr>
               <w:t>Lower speed of accessing element compared to array.</w:t>
+            </w:r>
+            <w:commentRangeEnd w:id="4"/>
+            <w:r>
+              <w:rPr>
+                <w:rStyle w:val="CommentReference"/>
+              </w:rPr>
+              <w:commentReference w:id="4"/>
             </w:r>
           </w:p>
           <w:p>
@@ -1519,11 +1551,19 @@
                 <w:rFonts w:hint="default"/>
               </w:rPr>
             </w:pPr>
+            <w:commentRangeStart w:id="5"/>
             <w:r>
               <w:rPr>
                 <w:rFonts w:hint="default"/>
               </w:rPr>
               <w:t xml:space="preserve">    Maximum &lt;- -100</w:t>
+            </w:r>
+            <w:commentRangeEnd w:id="5"/>
+            <w:r>
+              <w:rPr>
+                <w:rStyle w:val="CommentReference"/>
+              </w:rPr>
+              <w:commentReference w:id="5"/>
             </w:r>
           </w:p>
           <w:p>
@@ -1756,11 +1796,19 @@
                 <w:rFonts w:hint="default"/>
               </w:rPr>
             </w:pPr>
+            <w:commentRangeStart w:id="6"/>
             <w:r>
               <w:rPr>
                 <w:rFonts w:hint="default"/>
               </w:rPr>
               <w:t xml:space="preserve">    IF countNodes()=0 THEN</w:t>
+            </w:r>
+            <w:commentRangeEnd w:id="6"/>
+            <w:r>
+              <w:rPr>
+                <w:rStyle w:val="CommentReference"/>
+              </w:rPr>
+              <w:commentReference w:id="6"/>
             </w:r>
           </w:p>
           <w:p>
@@ -1998,12 +2046,20 @@
                 <w:lang w:val="en-US" w:eastAsia="zh-CN"/>
               </w:rPr>
             </w:pPr>
+            <w:commentRangeStart w:id="7"/>
             <w:r>
               <w:rPr>
                 <w:rFonts w:hint="eastAsia" w:eastAsia="SimSun"/>
                 <w:lang w:val="en-US" w:eastAsia="zh-CN"/>
               </w:rPr>
               <w:t>Because insertAtEnd has to first find the position of the last node. However, since the startPointer is known, no traversing is required when just inserting at the start of list.</w:t>
+            </w:r>
+            <w:commentRangeEnd w:id="7"/>
+            <w:r>
+              <w:rPr>
+                <w:rStyle w:val="CommentReference"/>
+              </w:rPr>
+              <w:commentReference w:id="7"/>
             </w:r>
           </w:p>
         </w:tc>
@@ -2197,12 +2253,20 @@
                 <w:lang w:val="en-US" w:eastAsia="zh-CN"/>
               </w:rPr>
             </w:pPr>
+            <w:commentRangeStart w:id="8"/>
             <w:r>
               <w:rPr>
                 <w:rFonts w:hint="eastAsia" w:eastAsia="SimSun"/>
                 <w:lang w:val="en-US" w:eastAsia="zh-CN"/>
               </w:rPr>
               <w:t>Leaf:20 40 60 80</w:t>
+            </w:r>
+            <w:commentRangeEnd w:id="8"/>
+            <w:r>
+              <w:rPr>
+                <w:rStyle w:val="CommentReference"/>
+              </w:rPr>
+              <w:commentReference w:id="8"/>
             </w:r>
           </w:p>
           <w:p>
@@ -2291,12 +2355,20 @@
                 <w:lang w:val="en-US" w:eastAsia="zh-CN"/>
               </w:rPr>
             </w:pPr>
+            <w:commentRangeStart w:id="9"/>
             <w:r>
               <w:rPr>
                 <w:rFonts w:hint="eastAsia" w:eastAsia="SimSun"/>
                 <w:lang w:val="en-US" w:eastAsia="zh-CN"/>
               </w:rPr>
               <w:t>2</w:t>
+            </w:r>
+            <w:commentRangeEnd w:id="9"/>
+            <w:r>
+              <w:rPr>
+                <w:rStyle w:val="CommentReference"/>
+              </w:rPr>
+              <w:commentReference w:id="9"/>
             </w:r>
           </w:p>
         </w:tc>
@@ -2508,12 +2580,20 @@
                 <w:lang w:val="en-US" w:eastAsia="zh-CN"/>
               </w:rPr>
             </w:pPr>
+            <w:commentRangeStart w:id="10"/>
             <w:r>
               <w:rPr>
                 <w:rFonts w:hint="eastAsia" w:eastAsia="SimSun"/>
                 <w:lang w:val="en-US" w:eastAsia="zh-CN"/>
               </w:rPr>
               <w:t>It will form</w:t>
+            </w:r>
+            <w:commentRangeEnd w:id="10"/>
+            <w:r>
+              <w:rPr>
+                <w:rStyle w:val="CommentReference"/>
+              </w:rPr>
+              <w:commentReference w:id="10"/>
             </w:r>
           </w:p>
           <w:p>
@@ -2667,11 +2747,19 @@
                 <w:rFonts w:hint="default"/>
               </w:rPr>
             </w:pPr>
+            <w:commentRangeStart w:id="11"/>
             <w:r>
               <w:rPr>
                 <w:rFonts w:hint="default"/>
               </w:rPr>
               <w:t xml:space="preserve">    global stack</w:t>
+            </w:r>
+            <w:commentRangeEnd w:id="11"/>
+            <w:r>
+              <w:rPr>
+                <w:rStyle w:val="CommentReference"/>
+              </w:rPr>
+              <w:commentReference w:id="11"/>
             </w:r>
           </w:p>
           <w:p>
@@ -2975,6 +3063,88 @@
     </w:sectPr>
   </w:body>
 </w:document>
+</file>
+
+<file path=word/comments.xml><?xml version="1.0" encoding="utf-8"?>
+<w:comments xmlns:w="http://schemas.openxmlformats.org/wordprocessingml/2006/main">
+  <w:comment w:id="1" w:author="Teacher" w:date="2026-09-25T15:00:00Z" w:initials="T">
+    <w:p>
+      <w:r>
+        <w:t xml:space="preserve">3/4 - startPointer = 0 is correct, and you correctly describe the last node as the one whose pointer is -1. The mark lost is for the other half of the explanation: how the program gets there - it must start at startPointer and follow the next pointer from each node in turn until it meets -1. (-1)</w:t>
+      </w:r>
+    </w:p>
+  </w:comment>
+  <w:comment w:id="2" w:author="Teacher" w:date="2026-09-25T15:00:00Z" w:initials="T">
+    <w:p>
+      <w:r>
+        <w:t xml:space="preserve">0/4 - The question asks for the two pointers that must be changed when a node is added to the END of the list, and startPointer and heapStartPointer are not them. The answer is: the pointer of the current last node (index 7) is changed from -1 to the index of the new node, and the new node's own pointer is set to -1 so that it becomes the new last node. heapStartPointer does move, but that is a separate step in the algorithm, not one of the two node pointers the question is asking about. (-4)</w:t>
+      </w:r>
+    </w:p>
+  </w:comment>
+  <w:comment w:id="3" w:author="Teacher" w:date="2026-09-25T15:00:00Z" w:initials="T">
+    <w:p>
+      <w:r>
+        <w:t xml:space="preserve">4/4 - Full marks. The key point is correct: heapStartPointer ends up pointing at the next free node, and 4 is the right value for this data. For a fuller answer you could add the mechanism - it is set to the pointer stored in the node that was just taken - and that the node taken leaves the free list.</w:t>
+      </w:r>
+    </w:p>
+  </w:comment>
+  <w:comment w:id="4" w:author="Teacher" w:date="2026-09-25T15:00:00Z" w:initials="T">
+    <w:p>
+      <w:r>
+        <w:t xml:space="preserve">1/3 - You state the consequence - access is slower than in an array - which earns 1 mark. The two remaining marks are for the reason: a linked list has no direct (random) access, so to reach the nth item it must be traversed from the start. Naming that mechanism is what the question is looking for. (-2)</w:t>
+      </w:r>
+    </w:p>
+  </w:comment>
+  <w:comment w:id="5" w:author="Teacher" w:date="2026-09-25T15:00:00Z" w:initials="T">
+    <w:p>
+      <w:r>
+        <w:t xml:space="preserve">6/10 - The header, the loop that traverses the whole list, and the updating and returning of the maximum are all correct. Two things are missing. First, the empty-list case: the question asks for -1 to be returned when the list is empty, and there is no check for that. Second, `Maximum` should be initialised from the first node; starting at -100 works for this data, but any list whose values are all below -100 would return -100, a value that is not in the list at all. (-4)</w:t>
+      </w:r>
+    </w:p>
+  </w:comment>
+  <w:comment w:id="6" w:author="Teacher" w:date="2026-09-25T15:00:00Z" w:initials="T">
+    <w:p>
+      <w:r>
+        <w:t xml:space="preserve">4/12 - Storing the item and setting the new node's pointer to -1 are correct, and the traversal is in the right place. However the procedure does not work. Three problems. (1) The test is for the wrong condition: the question asks whether the list is FULL (heapStartPointer = nullPointer), but you test countNodes() = 0, which is the empty-list case, and then output "Invalid" instead of inserting. (2) Because of that there is no branch for inserting into an empty list at all. (3) `Temp &lt;- myLinkedListPointers` is missing its subscript; it should be `myLinkedListPointers[Temp]`. There is also an ordering problem: heapStartPointer is advanced after the new node's pointer has already been overwritten with -1, so heapStartPointer would be set to -1 and the free list destroyed. (-8)</w:t>
+      </w:r>
+    </w:p>
+  </w:comment>
+  <w:comment w:id="7" w:author="Teacher" w:date="2026-09-25T15:00:00Z" w:initials="T">
+    <w:p>
+      <w:r>
+        <w:t xml:space="preserve">3/5 - You identify that the last node must be found first, and you draw the contrast with inserting at the start. The missing point is why finding it is expensive: the only way to reach the last node is to start at startPointer and follow each pointer in turn, so the whole list must be traversed - which is exactly what makes insertAtEnd O(n) while inserting at the start is O(1). (-2)</w:t>
+      </w:r>
+    </w:p>
+  </w:comment>
+  <w:comment w:id="8" w:author="Teacher" w:date="2026-09-25T15:00:00Z" w:initials="T">
+    <w:p>
+      <w:r>
+        <w:t xml:space="preserve">6/6 - Full marks. The root and all four leaf nodes are correct, and the level of node 60 is right. Textbooks differ on whether the root is called level 0 or level 1; with the root at level 1, level 3 is correct, and either convention is accepted.</w:t>
+      </w:r>
+    </w:p>
+  </w:comment>
+  <w:comment w:id="9" w:author="Teacher" w:date="2026-09-25T15:00:00Z" w:initials="T">
+    <w:p>
+      <w:r>
+        <w:t xml:space="preserve">3/3 - Full marks. The height is 2, which is correct. The question asks only for the value, and you have given it.</w:t>
+      </w:r>
+    </w:p>
+  </w:comment>
+  <w:comment w:id="10" w:author="Teacher" w:date="2026-09-25T15:00:00Z" w:initials="T">
+    <w:p>
+      <w:r>
+        <w:t xml:space="preserve">2/3 - You correctly describe the tree becoming a chain and give the resulting O(n) complexity. The missing point is the consequence for the search itself: because there is no branching, the search space is never halved, so the search degenerates into a linear scan rather than the O(log n) of a balanced tree. (-1)</w:t>
+      </w:r>
+    </w:p>
+  </w:comment>
+  <w:comment w:id="11" w:author="Teacher" w:date="2026-09-25T15:00:00Z" w:initials="T">
+    <w:p>
+      <w:r>
+        <w:t xml:space="preserve">8/10 - The algorithm is correct: opening brackets are pushed, a closing bracket with an empty stack returns False, and the final test on the stack being empty is right. Two marks are lost because the function does not run as written: it declares `global stack` but `stack` is never created anywhere, so the first `stack[Top] = i` raises a NameError. The fix is to create the stack inside the function - `stack = []` - and then use `stack.append(i)` and `stack.pop()` in place of the manual Top counter. (-2)</w:t>
+      </w:r>
+    </w:p>
+  </w:comment>
+</w:comments>
 </file>
 
 <file path=word/endnotes.xml><?xml version="1.0" encoding="utf-8"?>
